--- a/notes_01Jun2023.docx
+++ b/notes_01Jun2023.docx
@@ -1614,6 +1614,248 @@
         <w:tab/>
         <w:t>Find by department????</w:t>
       </w:r>
+    </w:p>
+    <w:p>
+      <w:pPr>
+        <w:pStyle w:val="ListParagraph"/>
+        <w:rPr>
+          <w:lang w:val="en-US"/>
+        </w:rPr>
+      </w:pPr>
+    </w:p>
+    <w:p>
+      <w:pPr>
+        <w:pStyle w:val="ListParagraph"/>
+        <w:rPr>
+          <w:lang w:val="en-US"/>
+        </w:rPr>
+      </w:pPr>
+      <w:hyperlink r:id="rId6" w:history="1">
+        <w:r>
+          <w:rPr>
+            <w:rStyle w:val="Hyperlink"/>
+            <w:lang w:val="en-US"/>
+          </w:rPr>
+          <w:t>http://localhost:8080/employee/department?dept=CSE</w:t>
+        </w:r>
+      </w:hyperlink>
+    </w:p>
+    <w:p>
+      <w:pPr>
+        <w:pStyle w:val="ListParagraph"/>
+        <w:rPr>
+          <w:lang w:val="en-US"/>
+        </w:rPr>
+      </w:pPr>
+      <w:r>
+        <w:rPr>
+          <w:lang w:val="en-US"/>
+        </w:rPr>
+        <w:tab/>
+      </w:r>
+      <w:proofErr w:type="gramStart"/>
+      <w:r>
+        <w:rPr>
+          <w:lang w:val="en-US"/>
+        </w:rPr>
+        <w:t>?department</w:t>
+      </w:r>
+      <w:proofErr w:type="gramEnd"/>
+      <w:r>
+        <w:rPr>
+          <w:lang w:val="en-US"/>
+        </w:rPr>
+        <w:tab/>
+      </w:r>
+      <w:r>
+        <w:rPr>
+          <w:lang w:val="en-US"/>
+        </w:rPr>
+        <w:tab/>
+        <w:t>means, department is a query string</w:t>
+      </w:r>
+    </w:p>
+    <w:p>
+      <w:pPr>
+        <w:pStyle w:val="ListParagraph"/>
+        <w:rPr>
+          <w:lang w:val="en-US"/>
+        </w:rPr>
+      </w:pPr>
+      <w:r>
+        <w:rPr>
+          <w:lang w:val="en-US"/>
+        </w:rPr>
+        <w:tab/>
+      </w:r>
+      <w:proofErr w:type="spellStart"/>
+      <w:r>
+        <w:rPr>
+          <w:lang w:val="en-US"/>
+        </w:rPr>
+        <w:t>url</w:t>
+      </w:r>
+      <w:proofErr w:type="spellEnd"/>
+      <w:r>
+        <w:rPr>
+          <w:lang w:val="en-US"/>
+        </w:rPr>
+        <w:t xml:space="preserve"> re-writing</w:t>
+      </w:r>
+    </w:p>
+    <w:p>
+      <w:pPr>
+        <w:pStyle w:val="ListParagraph"/>
+        <w:rPr>
+          <w:lang w:val="en-US"/>
+        </w:rPr>
+      </w:pPr>
+    </w:p>
+    <w:p>
+      <w:pPr>
+        <w:pStyle w:val="ListParagraph"/>
+        <w:rPr>
+          <w:lang w:val="en-US"/>
+        </w:rPr>
+      </w:pPr>
+      <w:r>
+        <w:rPr>
+          <w:lang w:val="en-US"/>
+        </w:rPr>
+        <w:t>example for 1 to M</w:t>
+      </w:r>
+    </w:p>
+    <w:p>
+      <w:pPr>
+        <w:pStyle w:val="ListParagraph"/>
+        <w:rPr>
+          <w:lang w:val="en-US"/>
+        </w:rPr>
+      </w:pPr>
+      <w:r>
+        <w:rPr>
+          <w:lang w:val="en-US"/>
+        </w:rPr>
+        <w:t>Department vs Employee</w:t>
+      </w:r>
+    </w:p>
+    <w:p>
+      <w:pPr>
+        <w:pStyle w:val="ListParagraph"/>
+        <w:rPr>
+          <w:lang w:val="en-US"/>
+        </w:rPr>
+      </w:pPr>
+    </w:p>
+    <w:p>
+      <w:pPr>
+        <w:pStyle w:val="ListParagraph"/>
+        <w:rPr>
+          <w:lang w:val="en-US"/>
+        </w:rPr>
+      </w:pPr>
+      <w:r>
+        <w:rPr>
+          <w:lang w:val="en-US"/>
+        </w:rPr>
+        <w:t>M to M</w:t>
+      </w:r>
+    </w:p>
+    <w:p>
+      <w:pPr>
+        <w:pStyle w:val="ListParagraph"/>
+        <w:rPr>
+          <w:lang w:val="en-US"/>
+        </w:rPr>
+      </w:pPr>
+      <w:r>
+        <w:rPr>
+          <w:lang w:val="en-US"/>
+        </w:rPr>
+        <w:t>Product vs Customer</w:t>
+      </w:r>
+      <w:r>
+        <w:rPr>
+          <w:lang w:val="en-US"/>
+        </w:rPr>
+        <w:tab/>
+        <w:t>this relationship is M to M so the relationship become an entity</w:t>
+      </w:r>
+    </w:p>
+    <w:p>
+      <w:pPr>
+        <w:pStyle w:val="ListParagraph"/>
+        <w:rPr>
+          <w:lang w:val="en-US"/>
+        </w:rPr>
+      </w:pPr>
+    </w:p>
+    <w:p>
+      <w:pPr>
+        <w:pStyle w:val="ListParagraph"/>
+        <w:rPr>
+          <w:lang w:val="en-US"/>
+        </w:rPr>
+      </w:pPr>
+      <w:r>
+        <w:rPr>
+          <w:lang w:val="en-US"/>
+        </w:rPr>
+        <w:lastRenderedPageBreak/>
+        <w:t>Sales</w:t>
+      </w:r>
+    </w:p>
+    <w:p>
+      <w:pPr>
+        <w:pStyle w:val="ListParagraph"/>
+        <w:rPr>
+          <w:lang w:val="en-US"/>
+        </w:rPr>
+      </w:pPr>
+      <w:r>
+        <w:rPr>
+          <w:lang w:val="en-US"/>
+        </w:rPr>
+        <w:tab/>
+      </w:r>
+      <w:proofErr w:type="spellStart"/>
+      <w:r>
+        <w:rPr>
+          <w:lang w:val="en-US"/>
+        </w:rPr>
+        <w:t>Pid</w:t>
+      </w:r>
+      <w:proofErr w:type="spellEnd"/>
+    </w:p>
+    <w:p>
+      <w:pPr>
+        <w:pStyle w:val="ListParagraph"/>
+        <w:rPr>
+          <w:lang w:val="en-US"/>
+        </w:rPr>
+      </w:pPr>
+      <w:r>
+        <w:rPr>
+          <w:lang w:val="en-US"/>
+        </w:rPr>
+        <w:tab/>
+      </w:r>
+      <w:proofErr w:type="spellStart"/>
+      <w:r>
+        <w:rPr>
+          <w:lang w:val="en-US"/>
+        </w:rPr>
+        <w:t>cid</w:t>
+      </w:r>
+      <w:proofErr w:type="spellEnd"/>
+    </w:p>
+    <w:p>
+      <w:pPr>
+        <w:pStyle w:val="ListParagraph"/>
+        <w:rPr>
+          <w:lang w:val="en-US"/>
+        </w:rPr>
+      </w:pPr>
     </w:p>
     <w:p>
       <w:pPr>

--- a/notes_01Jun2023.docx
+++ b/notes_01Jun2023.docx
@@ -1864,6 +1864,238 @@
           <w:lang w:val="en-US"/>
         </w:rPr>
       </w:pPr>
+    </w:p>
+    <w:p>
+      <w:pPr>
+        <w:pStyle w:val="ListParagraph"/>
+        <w:rPr>
+          <w:lang w:val="en-US"/>
+        </w:rPr>
+      </w:pPr>
+      <w:r>
+        <w:rPr>
+          <w:lang w:val="en-US"/>
+        </w:rPr>
+        <w:t>Department vs Employee</w:t>
+      </w:r>
+    </w:p>
+    <w:p>
+      <w:pPr>
+        <w:pStyle w:val="ListParagraph"/>
+        <w:rPr>
+          <w:lang w:val="en-US"/>
+        </w:rPr>
+      </w:pPr>
+      <w:r>
+        <w:rPr>
+          <w:lang w:val="en-US"/>
+        </w:rPr>
+        <w:t>New project:</w:t>
+      </w:r>
+    </w:p>
+    <w:p>
+      <w:pPr>
+        <w:pStyle w:val="ListParagraph"/>
+        <w:rPr>
+          <w:lang w:val="en-US"/>
+        </w:rPr>
+      </w:pPr>
+    </w:p>
+    <w:p>
+      <w:pPr>
+        <w:pStyle w:val="ListParagraph"/>
+        <w:rPr>
+          <w:lang w:val="en-US"/>
+        </w:rPr>
+      </w:pPr>
+      <w:r>
+        <w:rPr>
+          <w:lang w:val="en-US"/>
+        </w:rPr>
+        <w:t>Employee</w:t>
+      </w:r>
+    </w:p>
+    <w:p>
+      <w:pPr>
+        <w:pStyle w:val="ListParagraph"/>
+        <w:rPr>
+          <w:lang w:val="en-US"/>
+        </w:rPr>
+      </w:pPr>
+      <w:r>
+        <w:rPr>
+          <w:lang w:val="en-US"/>
+        </w:rPr>
+        <w:tab/>
+      </w:r>
+      <w:r>
+        <w:rPr>
+          <w:lang w:val="en-US"/>
+        </w:rPr>
+        <w:t>Integer id;</w:t>
+      </w:r>
+    </w:p>
+    <w:p>
+      <w:pPr>
+        <w:pStyle w:val="ListParagraph"/>
+        <w:rPr>
+          <w:lang w:val="en-US"/>
+        </w:rPr>
+      </w:pPr>
+      <w:r>
+        <w:rPr>
+          <w:lang w:val="en-US"/>
+        </w:rPr>
+        <w:tab/>
+        <w:t>String name;</w:t>
+      </w:r>
+    </w:p>
+    <w:p>
+      <w:pPr>
+        <w:pStyle w:val="ListParagraph"/>
+        <w:rPr>
+          <w:lang w:val="en-US"/>
+        </w:rPr>
+      </w:pPr>
+      <w:r>
+        <w:rPr>
+          <w:lang w:val="en-US"/>
+        </w:rPr>
+        <w:tab/>
+        <w:t xml:space="preserve">Department </w:t>
+      </w:r>
+      <w:proofErr w:type="spellStart"/>
+      <w:r>
+        <w:rPr>
+          <w:lang w:val="en-US"/>
+        </w:rPr>
+        <w:t>department</w:t>
+      </w:r>
+      <w:proofErr w:type="spellEnd"/>
+      <w:r>
+        <w:rPr>
+          <w:lang w:val="en-US"/>
+        </w:rPr>
+        <w:t>;</w:t>
+      </w:r>
+    </w:p>
+    <w:p>
+      <w:pPr>
+        <w:pStyle w:val="ListParagraph"/>
+        <w:rPr>
+          <w:lang w:val="en-US"/>
+        </w:rPr>
+      </w:pPr>
+    </w:p>
+    <w:p>
+      <w:pPr>
+        <w:pStyle w:val="ListParagraph"/>
+        <w:rPr>
+          <w:lang w:val="en-US"/>
+        </w:rPr>
+      </w:pPr>
+      <w:r>
+        <w:rPr>
+          <w:lang w:val="en-US"/>
+        </w:rPr>
+        <w:t>Department</w:t>
+      </w:r>
+    </w:p>
+    <w:p>
+      <w:pPr>
+        <w:pStyle w:val="ListParagraph"/>
+        <w:rPr>
+          <w:lang w:val="en-US"/>
+        </w:rPr>
+      </w:pPr>
+      <w:r>
+        <w:rPr>
+          <w:lang w:val="en-US"/>
+        </w:rPr>
+        <w:tab/>
+        <w:t>Integer id;</w:t>
+      </w:r>
+    </w:p>
+    <w:p>
+      <w:pPr>
+        <w:pStyle w:val="ListParagraph"/>
+        <w:rPr>
+          <w:lang w:val="en-US"/>
+        </w:rPr>
+      </w:pPr>
+      <w:r>
+        <w:rPr>
+          <w:lang w:val="en-US"/>
+        </w:rPr>
+        <w:tab/>
+        <w:t>String name;</w:t>
+      </w:r>
+    </w:p>
+    <w:p>
+      <w:pPr>
+        <w:pStyle w:val="ListParagraph"/>
+        <w:rPr>
+          <w:lang w:val="en-US"/>
+        </w:rPr>
+      </w:pPr>
+    </w:p>
+    <w:p>
+      <w:pPr>
+        <w:pStyle w:val="ListParagraph"/>
+        <w:rPr>
+          <w:lang w:val="en-US"/>
+        </w:rPr>
+      </w:pPr>
+    </w:p>
+    <w:p>
+      <w:pPr>
+        <w:pStyle w:val="ListParagraph"/>
+        <w:rPr>
+          <w:lang w:val="en-US"/>
+        </w:rPr>
+      </w:pPr>
+    </w:p>
+    <w:p>
+      <w:pPr>
+        <w:pStyle w:val="ListParagraph"/>
+        <w:rPr>
+          <w:lang w:val="en-US"/>
+        </w:rPr>
+      </w:pPr>
+      <w:hyperlink r:id="rId7" w:history="1">
+        <w:r>
+          <w:rPr>
+            <w:rStyle w:val="Hyperlink"/>
+            <w:lang w:val="en-US"/>
+          </w:rPr>
+          <w:t>https://www.sanfoundry.com/1000-javascript-questions-answers/</w:t>
+        </w:r>
+      </w:hyperlink>
+    </w:p>
+    <w:p>
+      <w:pPr>
+        <w:pStyle w:val="ListParagraph"/>
+        <w:rPr>
+          <w:lang w:val="en-US"/>
+        </w:rPr>
+      </w:pPr>
+    </w:p>
+    <w:p>
+      <w:pPr>
+        <w:pStyle w:val="ListParagraph"/>
+        <w:rPr>
+          <w:lang w:val="en-US"/>
+        </w:rPr>
+      </w:pPr>
+      <w:hyperlink r:id="rId8" w:history="1">
+        <w:r>
+          <w:rPr>
+            <w:rStyle w:val="Hyperlink"/>
+            <w:lang w:val="en-US"/>
+          </w:rPr>
+          <w:t>https://github.com/jagasia/ust1/blob/jag/Javascript%20Handson%20Jag.docx</w:t>
+        </w:r>
+      </w:hyperlink>
     </w:p>
     <w:p>
       <w:pPr>

--- a/notes_01Jun2023.docx
+++ b/notes_01Jun2023.docx
@@ -2096,6 +2096,47 @@
           <w:t>https://github.com/jagasia/ust1/blob/jag/Javascript%20Handson%20Jag.docx</w:t>
         </w:r>
       </w:hyperlink>
+    </w:p>
+    <w:p>
+      <w:pPr>
+        <w:pStyle w:val="ListParagraph"/>
+        <w:rPr>
+          <w:lang w:val="en-US"/>
+        </w:rPr>
+      </w:pPr>
+    </w:p>
+    <w:p>
+      <w:pPr>
+        <w:pStyle w:val="ListParagraph"/>
+        <w:rPr>
+          <w:lang w:val="en-US"/>
+        </w:rPr>
+      </w:pPr>
+    </w:p>
+    <w:p>
+      <w:pPr>
+        <w:pStyle w:val="ListParagraph"/>
+        <w:rPr>
+          <w:lang w:val="en-US"/>
+        </w:rPr>
+      </w:pPr>
+      <w:hyperlink r:id="rId9" w:history="1">
+        <w:r>
+          <w:rPr>
+            <w:rStyle w:val="Hyperlink"/>
+            <w:lang w:val="en-US"/>
+          </w:rPr>
+          <w:t>https://docs.google.com/spreadsheets/d/14ABg3ttlh3Vl5P4WX-OugL-RtmC9lEprhlYsF-tToR8/edit?usp=sharing</w:t>
+        </w:r>
+      </w:hyperlink>
+    </w:p>
+    <w:p>
+      <w:pPr>
+        <w:pStyle w:val="ListParagraph"/>
+        <w:rPr>
+          <w:lang w:val="en-US"/>
+        </w:rPr>
+      </w:pPr>
     </w:p>
     <w:p>
       <w:pPr>
